--- a/docs/output/Zain Hajahjah/سجن البرج/SRT-En/حميدي/DOCX/04_الطعام والصحة والنظافة_En.docx
+++ b/docs/output/Zain Hajahjah/سجن البرج/SRT-En/حميدي/DOCX/04_الطعام والصحة والنظافة_En.docx
@@ -4,12 +4,22 @@
   <w:body>
     <w:p>
       <w:r>
-        <w:t>As for the food, they served good food</w:t>
+        <w:t>As for the food,</w:t>
       </w:r>
     </w:p>
     <w:p>
       <w:r>
-        <w:t>There were breakfast, lunch, and dinner meals</w:t>
+        <w:t>they served good food</w:t>
+      </w:r>
+    </w:p>
+    <w:p>
+      <w:r>
+        <w:t>There were breakfast,</w:t>
+      </w:r>
+    </w:p>
+    <w:p>
+      <w:r>
+        <w:t>lunch, and dinner meals</w:t>
       </w:r>
     </w:p>
     <w:p>
@@ -19,42 +29,82 @@
     </w:p>
     <w:p>
       <w:r>
-        <w:t>I swear to God their food was clean</w:t>
+        <w:t>I swear to God</w:t>
       </w:r>
     </w:p>
     <w:p>
       <w:r>
-        <w:t>As a prisoner you never lacked food</w:t>
+        <w:t>their food was clean</w:t>
       </w:r>
     </w:p>
     <w:p>
       <w:r>
-        <w:t>Whenever you knocked on the door asking for food they brought it at any time</w:t>
+        <w:t>As a prisoner you never</w:t>
       </w:r>
     </w:p>
     <w:p>
       <w:r>
-        <w:t>If you suddenly felt hungry at night</w:t>
+        <w:t>lacked food</w:t>
       </w:r>
     </w:p>
     <w:p>
       <w:r>
-        <w:t>You know, we were smokers and we entered prison and quit smoking, so our appetite for food increased greatly</w:t>
+        <w:t>Whenever you knocked on the door asking</w:t>
       </w:r>
     </w:p>
     <w:p>
       <w:r>
-        <w:t>As for food, they served plenty of it</w:t>
+        <w:t>for food they brought it at any time</w:t>
       </w:r>
     </w:p>
     <w:p>
       <w:r>
-        <w:t>Interviewer: What were the meals they used to distribute to you?</w:t>
+        <w:t>If you suddenly felt</w:t>
       </w:r>
     </w:p>
     <w:p>
       <w:r>
-        <w:t>They served breakfast in the morning with foul, msabbaha, falafel, and sometimes maamouniya with cheese</w:t>
+        <w:t>hungry at night</w:t>
+      </w:r>
+    </w:p>
+    <w:p>
+      <w:r>
+        <w:t>You know, we were smokers and we entered prison and quit smoking,</w:t>
+      </w:r>
+    </w:p>
+    <w:p>
+      <w:r>
+        <w:t>so our appetite for food increased greatly</w:t>
+      </w:r>
+    </w:p>
+    <w:p>
+      <w:r>
+        <w:t>As for food, they served</w:t>
+      </w:r>
+    </w:p>
+    <w:p>
+      <w:r>
+        <w:t>plenty of it</w:t>
+      </w:r>
+    </w:p>
+    <w:p>
+      <w:r>
+        <w:t>Interviewer: What were the meals</w:t>
+      </w:r>
+    </w:p>
+    <w:p>
+      <w:r>
+        <w:t>they used to distribute to you?</w:t>
+      </w:r>
+    </w:p>
+    <w:p>
+      <w:r>
+        <w:t>They served breakfast in the morning with foul, msabbaha,</w:t>
+      </w:r>
+    </w:p>
+    <w:p>
+      <w:r>
+        <w:t>falafel, and sometimes maamouniya with cheese</w:t>
       </w:r>
     </w:p>
     <w:p>
@@ -64,7 +114,12 @@
     </w:p>
     <w:p>
       <w:r>
-        <w:t>As for lunch, all the meals were cooked</w:t>
+        <w:t>As for lunch, all the</w:t>
+      </w:r>
+    </w:p>
+    <w:p>
+      <w:r>
+        <w:t>meals were cooked</w:t>
       </w:r>
     </w:p>
     <w:p>
@@ -79,7 +134,12 @@
     </w:p>
     <w:p>
       <w:r>
-        <w:t>Interviewer: Was there a special day or special meals?</w:t>
+        <w:t>Interviewer: Was there a special day</w:t>
+      </w:r>
+    </w:p>
+    <w:p>
+      <w:r>
+        <w:t>or special meals?</w:t>
       </w:r>
     </w:p>
     <w:p>
@@ -94,7 +154,12 @@
     </w:p>
     <w:p>
       <w:r>
-        <w:t>Inside the prison some prisoners fasted</w:t>
+        <w:t>Inside the prison some</w:t>
+      </w:r>
+    </w:p>
+    <w:p>
+      <w:r>
+        <w:t>prisoners fasted</w:t>
       </w:r>
     </w:p>
     <w:p>
@@ -104,42 +169,82 @@
     </w:p>
     <w:p>
       <w:r>
-        <w:t>On Monday they served stuffed vegetables, eggplant and zucchini stuffed with rice and meat</w:t>
+        <w:t>On Monday they served stuffed vegetables,</w:t>
       </w:r>
     </w:p>
     <w:p>
       <w:r>
-        <w:t>Or &lt;i&gt;maqluba&lt;/i&gt; [upside-down rice dish]</w:t>
+        <w:t>eggplant and zucchini stuffed with rice and meat</w:t>
       </w:r>
     </w:p>
     <w:p>
       <w:r>
-        <w:t>And on Thursday they served mandi plus cola, of course with lamb</w:t>
+        <w:t>Or maqluba</w:t>
       </w:r>
     </w:p>
     <w:p>
       <w:r>
-        <w:t>These were special days when some prisoners fasted on Mondays and Thursdays</w:t>
+        <w:t>[upside-down rice dish]</w:t>
       </w:r>
     </w:p>
     <w:p>
       <w:r>
-        <w:t>So they would separate the fasting prisoners</w:t>
+        <w:t>And on Thursday they served mandi plus cola,</w:t>
       </w:r>
     </w:p>
     <w:p>
       <w:r>
-        <w:t>They honored those fasting with food, and also honored them during interrogation</w:t>
+        <w:t>of course with lamb</w:t>
       </w:r>
     </w:p>
     <w:p>
       <w:r>
-        <w:t>Even when they took them for interrogation they brought them back carried in a blanket</w:t>
+        <w:t>These were special days when some prisoners</w:t>
       </w:r>
     </w:p>
     <w:p>
       <w:r>
-        <w:t>Interviewer: Did you witness sick cases in the prison? Did you see a sick person or did you get sick yourself?</w:t>
+        <w:t>fasted on Mondays and Thursdays</w:t>
+      </w:r>
+    </w:p>
+    <w:p>
+      <w:r>
+        <w:t>So they would separate</w:t>
+      </w:r>
+    </w:p>
+    <w:p>
+      <w:r>
+        <w:t>the fasting prisoners</w:t>
+      </w:r>
+    </w:p>
+    <w:p>
+      <w:r>
+        <w:t>They honored those fasting with food,</w:t>
+      </w:r>
+    </w:p>
+    <w:p>
+      <w:r>
+        <w:t>and also honored them during interrogation</w:t>
+      </w:r>
+    </w:p>
+    <w:p>
+      <w:r>
+        <w:t>Even when they took them for interrogation</w:t>
+      </w:r>
+    </w:p>
+    <w:p>
+      <w:r>
+        <w:t>they brought them back carried in a blanket</w:t>
+      </w:r>
+    </w:p>
+    <w:p>
+      <w:r>
+        <w:t>Interviewer: Did you witness sick cases in the prison?</w:t>
+      </w:r>
+    </w:p>
+    <w:p>
+      <w:r>
+        <w:t>Did you see a sick person or did you get sick yourself?</w:t>
       </w:r>
     </w:p>
     <w:p>
@@ -154,17 +259,32 @@
     </w:p>
     <w:p>
       <w:r>
-        <w:t>Whenever you knocked on the door and told them you were sick</w:t>
+        <w:t>Whenever you knocked on the door</w:t>
       </w:r>
     </w:p>
     <w:p>
       <w:r>
-        <w:t>They brought medicine to your cell. If you did not improve, they took you to the hospital</w:t>
+        <w:t>and told them you were sick</w:t>
       </w:r>
     </w:p>
     <w:p>
       <w:r>
-        <w:t>And if you needed to stay in the hospital, they allowed that</w:t>
+        <w:t>They brought medicine to your cell. If you did</w:t>
+      </w:r>
+    </w:p>
+    <w:p>
+      <w:r>
+        <w:t>not improve, they took you to the hospital</w:t>
+      </w:r>
+    </w:p>
+    <w:p>
+      <w:r>
+        <w:t>And if you needed to stay in the hospital,</w:t>
+      </w:r>
+    </w:p>
+    <w:p>
+      <w:r>
+        <w:t>they allowed that</w:t>
       </w:r>
     </w:p>
     <w:p>
@@ -174,32 +294,62 @@
     </w:p>
     <w:p>
       <w:r>
-        <w:t>The blindfold must not be removed from your head even when you are sick</w:t>
+        <w:t>The blindfold must not be removed from your</w:t>
       </w:r>
     </w:p>
     <w:p>
       <w:r>
-        <w:t>Then they return you to the place you were imprisoned</w:t>
+        <w:t>head even when you are sick</w:t>
       </w:r>
     </w:p>
     <w:p>
       <w:r>
-        <w:t>I am one of the people who fell sick inside the prison</w:t>
+        <w:t>Then they return you to</w:t>
       </w:r>
     </w:p>
     <w:p>
       <w:r>
-        <w:t>I asked them to bring medicine and they brought me the best medicine</w:t>
+        <w:t>the place you were imprisoned</w:t>
       </w:r>
     </w:p>
     <w:p>
       <w:r>
-        <w:t>They brought me injections and continued treating me for two months</w:t>
+        <w:t>I am one of the people who</w:t>
       </w:r>
     </w:p>
     <w:p>
       <w:r>
-        <w:t>Due to the dampness and our lack of sun exposure</w:t>
+        <w:t>fell sick inside the prison</w:t>
+      </w:r>
+    </w:p>
+    <w:p>
+      <w:r>
+        <w:t>I asked them to bring medicine and</w:t>
+      </w:r>
+    </w:p>
+    <w:p>
+      <w:r>
+        <w:t>they brought me the best medicine</w:t>
+      </w:r>
+    </w:p>
+    <w:p>
+      <w:r>
+        <w:t>They brought me injections and continued</w:t>
+      </w:r>
+    </w:p>
+    <w:p>
+      <w:r>
+        <w:t>treating me for two months</w:t>
+      </w:r>
+    </w:p>
+    <w:p>
+      <w:r>
+        <w:t>Due to the dampness and</w:t>
+      </w:r>
+    </w:p>
+    <w:p>
+      <w:r>
+        <w:t>our lack of sun exposure</w:t>
       </w:r>
     </w:p>
     <w:p>
@@ -209,7 +359,12 @@
     </w:p>
     <w:p>
       <w:r>
-        <w:t>As a result I developed a severe allergic reaction</w:t>
+        <w:t>As a result I developed</w:t>
+      </w:r>
+    </w:p>
+    <w:p>
+      <w:r>
+        <w:t>a severe allergic reaction</w:t>
       </w:r>
     </w:p>
     <w:p>
@@ -219,7 +374,12 @@
     </w:p>
     <w:p>
       <w:r>
-        <w:t>Interviewer: How were the bathroom conditions?</w:t>
+        <w:t>Interviewer: How were the</w:t>
+      </w:r>
+    </w:p>
+    <w:p>
+      <w:r>
+        <w:t>bathroom conditions?</w:t>
       </w:r>
     </w:p>
     <w:p>
@@ -229,22 +389,42 @@
     </w:p>
     <w:p>
       <w:r>
-        <w:t>Of course hygiene inside the cell is not their concern, it is your responsibility</w:t>
+        <w:t>Of course hygiene inside the cell is not their concern,</w:t>
       </w:r>
     </w:p>
     <w:p>
       <w:r>
-        <w:t>They give you all types of cleaning supplies</w:t>
+        <w:t>it is your responsibility</w:t>
       </w:r>
     </w:p>
     <w:p>
       <w:r>
-        <w:t>Like &lt;i&gt;ludaelin&lt;/i&gt; [dish soap], giant brand, and Tai brand cleaning powders, placed at the front of the bathroom</w:t>
+        <w:t>They give you all types</w:t>
       </w:r>
     </w:p>
     <w:p>
       <w:r>
-        <w:t>Divided by a cinder block wall with a military blanket as a door</w:t>
+        <w:t>of cleaning supplies</w:t>
+      </w:r>
+    </w:p>
+    <w:p>
+      <w:r>
+        <w:t>Like ludaelin [dish soap], giant brand, and Tai brand</w:t>
+      </w:r>
+    </w:p>
+    <w:p>
+      <w:r>
+        <w:t>cleaning powders, placed at the front of the bathroom</w:t>
+      </w:r>
+    </w:p>
+    <w:p>
+      <w:r>
+        <w:t>Divided by a cinder block wall</w:t>
+      </w:r>
+    </w:p>
+    <w:p>
+      <w:r>
+        <w:t>with a military blanket as a door</w:t>
       </w:r>
     </w:p>
     <w:sectPr>
@@ -621,7 +801,7 @@
     <w:qFormat/>
     <w:rsid w:val="00FC693F"/>
     <w:rPr>
-      <w:rFonts w:ascii="Calibri" w:hAnsi="Calibri"/>
+      <w:rFonts w:ascii="Arial" w:hAnsi="Arial"/>
       <w:sz w:val="22"/>
     </w:rPr>
   </w:style>

--- a/docs/output/Zain Hajahjah/سجن البرج/SRT-En/حميدي/DOCX/04_الطعام والصحة والنظافة_En.docx
+++ b/docs/output/Zain Hajahjah/سجن البرج/SRT-En/حميدي/DOCX/04_الطعام والصحة والنظافة_En.docx
@@ -2,6 +2,16 @@
 <file path=word/document.xml><?xml version="1.0" encoding="utf-8"?>
 <w:document xmlns:wpc="http://schemas.microsoft.com/office/word/2010/wordprocessingCanvas" xmlns:mo="http://schemas.microsoft.com/office/mac/office/2008/main" xmlns:mc="http://schemas.openxmlformats.org/markup-compatibility/2006" xmlns:mv="urn:schemas-microsoft-com:mac:vml" xmlns:o="urn:schemas-microsoft-com:office:office" xmlns:r="http://schemas.openxmlformats.org/officeDocument/2006/relationships" xmlns:m="http://schemas.openxmlformats.org/officeDocument/2006/math" xmlns:v="urn:schemas-microsoft-com:vml" xmlns:wp14="http://schemas.microsoft.com/office/word/2010/wordprocessingDrawing" xmlns:wp="http://schemas.openxmlformats.org/drawingml/2006/wordprocessingDrawing" xmlns:w10="urn:schemas-microsoft-com:office:word" xmlns:w="http://schemas.openxmlformats.org/wordprocessingml/2006/main" xmlns:w14="http://schemas.microsoft.com/office/word/2010/wordml" xmlns:wpg="http://schemas.microsoft.com/office/word/2010/wordprocessingGroup" xmlns:wpi="http://schemas.microsoft.com/office/word/2010/wordprocessingInk" xmlns:wne="http://schemas.microsoft.com/office/word/2006/wordml" xmlns:wps="http://schemas.microsoft.com/office/word/2010/wordprocessingShape" mc:Ignorable="w14 wp14">
   <w:body>
+    <w:p>
+      <w:r>
+        <w:t>1</w:t>
+      </w:r>
+    </w:p>
+    <w:p>
+      <w:r>
+        <w:t>00:00:00,375 --&gt; 00:00:03,916</w:t>
+      </w:r>
+    </w:p>
     <w:p>
       <w:r>
         <w:t>As for the food,</w:t>
@@ -10,6 +20,17 @@
     <w:p>
       <w:r>
         <w:t>they served good food</w:t>
+      </w:r>
+    </w:p>
+    <w:p/>
+    <w:p>
+      <w:r>
+        <w:t>2</w:t>
+      </w:r>
+    </w:p>
+    <w:p>
+      <w:r>
+        <w:t>00:00:04,750 --&gt; 00:00:07,291</w:t>
       </w:r>
     </w:p>
     <w:p>
@@ -22,9 +43,31 @@
         <w:t>lunch, and dinner meals</w:t>
       </w:r>
     </w:p>
+    <w:p/>
+    <w:p>
+      <w:r>
+        <w:t>3</w:t>
+      </w:r>
+    </w:p>
+    <w:p>
+      <w:r>
+        <w:t>00:00:08,208 --&gt; 00:00:09,833</w:t>
+      </w:r>
+    </w:p>
     <w:p>
       <w:r>
         <w:t>They served clean food</w:t>
+      </w:r>
+    </w:p>
+    <w:p/>
+    <w:p>
+      <w:r>
+        <w:t>4</w:t>
+      </w:r>
+    </w:p>
+    <w:p>
+      <w:r>
+        <w:t>00:00:10,916 --&gt; 00:00:13,333</w:t>
       </w:r>
     </w:p>
     <w:p>
@@ -37,6 +80,17 @@
         <w:t>their food was clean</w:t>
       </w:r>
     </w:p>
+    <w:p/>
+    <w:p>
+      <w:r>
+        <w:t>5</w:t>
+      </w:r>
+    </w:p>
+    <w:p>
+      <w:r>
+        <w:t>00:00:15,625 --&gt; 00:00:18,500</w:t>
+      </w:r>
+    </w:p>
     <w:p>
       <w:r>
         <w:t>As a prisoner you never</w:t>
@@ -45,6 +99,17 @@
     <w:p>
       <w:r>
         <w:t>lacked food</w:t>
+      </w:r>
+    </w:p>
+    <w:p/>
+    <w:p>
+      <w:r>
+        <w:t>6</w:t>
+      </w:r>
+    </w:p>
+    <w:p>
+      <w:r>
+        <w:t>00:00:19,291 --&gt; 00:00:21,125</w:t>
       </w:r>
     </w:p>
     <w:p>
@@ -57,6 +122,17 @@
         <w:t>for food they brought it at any time</w:t>
       </w:r>
     </w:p>
+    <w:p/>
+    <w:p>
+      <w:r>
+        <w:t>7</w:t>
+      </w:r>
+    </w:p>
+    <w:p>
+      <w:r>
+        <w:t>00:00:22,125 --&gt; 00:00:24,416</w:t>
+      </w:r>
+    </w:p>
     <w:p>
       <w:r>
         <w:t>If you suddenly felt</w:t>
@@ -65,6 +141,17 @@
     <w:p>
       <w:r>
         <w:t>hungry at night</w:t>
+      </w:r>
+    </w:p>
+    <w:p/>
+    <w:p>
+      <w:r>
+        <w:t>8</w:t>
+      </w:r>
+    </w:p>
+    <w:p>
+      <w:r>
+        <w:t>00:00:24,458 --&gt; 00:00:28,625</w:t>
       </w:r>
     </w:p>
     <w:p>
@@ -77,6 +164,17 @@
         <w:t>so our appetite for food increased greatly</w:t>
       </w:r>
     </w:p>
+    <w:p/>
+    <w:p>
+      <w:r>
+        <w:t>9</w:t>
+      </w:r>
+    </w:p>
+    <w:p>
+      <w:r>
+        <w:t>00:00:30,000 --&gt; 00:00:33,250</w:t>
+      </w:r>
+    </w:p>
     <w:p>
       <w:r>
         <w:t>As for food, they served</w:t>
@@ -85,6 +183,17 @@
     <w:p>
       <w:r>
         <w:t>plenty of it</w:t>
+      </w:r>
+    </w:p>
+    <w:p/>
+    <w:p>
+      <w:r>
+        <w:t>10</w:t>
+      </w:r>
+    </w:p>
+    <w:p>
+      <w:r>
+        <w:t>00:00:34,833 --&gt; 00:00:37,875</w:t>
       </w:r>
     </w:p>
     <w:p>
@@ -97,6 +206,17 @@
         <w:t>they used to distribute to you?</w:t>
       </w:r>
     </w:p>
+    <w:p/>
+    <w:p>
+      <w:r>
+        <w:t>11</w:t>
+      </w:r>
+    </w:p>
+    <w:p>
+      <w:r>
+        <w:t>00:00:39,125 --&gt; 00:00:48,416</w:t>
+      </w:r>
+    </w:p>
     <w:p>
       <w:r>
         <w:t>They served breakfast in the morning with foul, msabbaha,</w:t>
@@ -107,9 +227,31 @@
         <w:t>falafel, and sometimes maamouniya with cheese</w:t>
       </w:r>
     </w:p>
+    <w:p/>
+    <w:p>
+      <w:r>
+        <w:t>12</w:t>
+      </w:r>
+    </w:p>
+    <w:p>
+      <w:r>
+        <w:t>00:00:50,333 --&gt; 00:00:51,583</w:t>
+      </w:r>
+    </w:p>
     <w:p>
       <w:r>
         <w:t>That was breakfast</w:t>
+      </w:r>
+    </w:p>
+    <w:p/>
+    <w:p>
+      <w:r>
+        <w:t>13</w:t>
+      </w:r>
+    </w:p>
+    <w:p>
+      <w:r>
+        <w:t>00:00:51,708 --&gt; 00:00:54,500</w:t>
       </w:r>
     </w:p>
     <w:p>
@@ -122,14 +264,47 @@
         <w:t>meals were cooked</w:t>
       </w:r>
     </w:p>
+    <w:p/>
+    <w:p>
+      <w:r>
+        <w:t>14</w:t>
+      </w:r>
+    </w:p>
+    <w:p>
+      <w:r>
+        <w:t>00:00:54,833 --&gt; 00:00:55,583</w:t>
+      </w:r>
+    </w:p>
     <w:p>
       <w:r>
         <w:t>All of them had meat</w:t>
       </w:r>
     </w:p>
+    <w:p/>
+    <w:p>
+      <w:r>
+        <w:t>15</w:t>
+      </w:r>
+    </w:p>
+    <w:p>
+      <w:r>
+        <w:t>00:00:56,791 --&gt; 00:00:58,083</w:t>
+      </w:r>
+    </w:p>
     <w:p>
       <w:r>
         <w:t>Either chicken meat or lamb</w:t>
+      </w:r>
+    </w:p>
+    <w:p/>
+    <w:p>
+      <w:r>
+        <w:t>16</w:t>
+      </w:r>
+    </w:p>
+    <w:p>
+      <w:r>
+        <w:t>00:00:59,416 --&gt; 00:01:02,083</w:t>
       </w:r>
     </w:p>
     <w:p>
@@ -142,14 +317,47 @@
         <w:t>or special meals?</w:t>
       </w:r>
     </w:p>
+    <w:p/>
+    <w:p>
+      <w:r>
+        <w:t>17</w:t>
+      </w:r>
+    </w:p>
+    <w:p>
+      <w:r>
+        <w:t>00:01:02,166 --&gt; 00:01:03,458</w:t>
+      </w:r>
+    </w:p>
     <w:p>
       <w:r>
         <w:t>There were Mondays and Thursdays</w:t>
       </w:r>
     </w:p>
+    <w:p/>
+    <w:p>
+      <w:r>
+        <w:t>18</w:t>
+      </w:r>
+    </w:p>
+    <w:p>
+      <w:r>
+        <w:t>00:01:04,208 --&gt; 00:01:05,583</w:t>
+      </w:r>
+    </w:p>
     <w:p>
       <w:r>
         <w:t>Some prisoners fasted on those days</w:t>
+      </w:r>
+    </w:p>
+    <w:p/>
+    <w:p>
+      <w:r>
+        <w:t>19</w:t>
+      </w:r>
+    </w:p>
+    <w:p>
+      <w:r>
+        <w:t>00:01:06,500 --&gt; 00:01:08,041</w:t>
       </w:r>
     </w:p>
     <w:p>
@@ -162,9 +370,31 @@
         <w:t>prisoners fasted</w:t>
       </w:r>
     </w:p>
+    <w:p/>
+    <w:p>
+      <w:r>
+        <w:t>20</w:t>
+      </w:r>
+    </w:p>
+    <w:p>
+      <w:r>
+        <w:t>00:01:08,458 --&gt; 00:01:09,333</w:t>
+      </w:r>
+    </w:p>
     <w:p>
       <w:r>
         <w:t>Monday</w:t>
+      </w:r>
+    </w:p>
+    <w:p/>
+    <w:p>
+      <w:r>
+        <w:t>21</w:t>
+      </w:r>
+    </w:p>
+    <w:p>
+      <w:r>
+        <w:t>00:01:10,416 --&gt; 00:01:12,208</w:t>
       </w:r>
     </w:p>
     <w:p>
@@ -177,14 +407,36 @@
         <w:t>eggplant and zucchini stuffed with rice and meat</w:t>
       </w:r>
     </w:p>
+    <w:p/>
     <w:p>
       <w:r>
-        <w:t>Or maqluba</w:t>
+        <w:t>22</w:t>
+      </w:r>
+    </w:p>
+    <w:p>
+      <w:r>
+        <w:t>00:01:13,583 --&gt; 00:01:14,583</w:t>
+      </w:r>
+    </w:p>
+    <w:p>
+      <w:r>
+        <w:t>Or &lt;i&gt;maqluba&lt;/i&gt;</w:t>
       </w:r>
     </w:p>
     <w:p>
       <w:r>
         <w:t>[upside-down rice dish]</w:t>
+      </w:r>
+    </w:p>
+    <w:p/>
+    <w:p>
+      <w:r>
+        <w:t>23</w:t>
+      </w:r>
+    </w:p>
+    <w:p>
+      <w:r>
+        <w:t>00:01:16,458 --&gt; 00:01:21,333</w:t>
       </w:r>
     </w:p>
     <w:p>
@@ -197,6 +449,17 @@
         <w:t>of course with lamb</w:t>
       </w:r>
     </w:p>
+    <w:p/>
+    <w:p>
+      <w:r>
+        <w:t>24</w:t>
+      </w:r>
+    </w:p>
+    <w:p>
+      <w:r>
+        <w:t>00:01:22,333 --&gt; 00:01:24,958</w:t>
+      </w:r>
+    </w:p>
     <w:p>
       <w:r>
         <w:t>These were special days when some prisoners</w:t>
@@ -205,6 +468,17 @@
     <w:p>
       <w:r>
         <w:t>fasted on Mondays and Thursdays</w:t>
+      </w:r>
+    </w:p>
+    <w:p/>
+    <w:p>
+      <w:r>
+        <w:t>25</w:t>
+      </w:r>
+    </w:p>
+    <w:p>
+      <w:r>
+        <w:t>00:01:26,166 --&gt; 00:01:27,291</w:t>
       </w:r>
     </w:p>
     <w:p>
@@ -217,6 +491,17 @@
         <w:t>the fasting prisoners</w:t>
       </w:r>
     </w:p>
+    <w:p/>
+    <w:p>
+      <w:r>
+        <w:t>26</w:t>
+      </w:r>
+    </w:p>
+    <w:p>
+      <w:r>
+        <w:t>00:01:27,416 --&gt; 00:01:30,458</w:t>
+      </w:r>
+    </w:p>
     <w:p>
       <w:r>
         <w:t>They honored those fasting with food,</w:t>
@@ -225,6 +510,17 @@
     <w:p>
       <w:r>
         <w:t>and also honored them during interrogation</w:t>
+      </w:r>
+    </w:p>
+    <w:p/>
+    <w:p>
+      <w:r>
+        <w:t>27</w:t>
+      </w:r>
+    </w:p>
+    <w:p>
+      <w:r>
+        <w:t>00:01:31,125 --&gt; 00:01:33,041</w:t>
       </w:r>
     </w:p>
     <w:p>
@@ -237,6 +533,17 @@
         <w:t>they brought them back carried in a blanket</w:t>
       </w:r>
     </w:p>
+    <w:p/>
+    <w:p>
+      <w:r>
+        <w:t>28</w:t>
+      </w:r>
+    </w:p>
+    <w:p>
+      <w:r>
+        <w:t>00:01:33,833 --&gt; 00:01:39,833</w:t>
+      </w:r>
+    </w:p>
     <w:p>
       <w:r>
         <w:t>Interviewer: Did you witness sick cases in the prison?</w:t>
@@ -247,14 +554,47 @@
         <w:t>Did you see a sick person or did you get sick yourself?</w:t>
       </w:r>
     </w:p>
+    <w:p/>
+    <w:p>
+      <w:r>
+        <w:t>29</w:t>
+      </w:r>
+    </w:p>
+    <w:p>
+      <w:r>
+        <w:t>00:01:40,541 --&gt; 00:01:44,250</w:t>
+      </w:r>
+    </w:p>
     <w:p>
       <w:r>
         <w:t>As for illness</w:t>
       </w:r>
     </w:p>
+    <w:p/>
+    <w:p>
+      <w:r>
+        <w:t>30</w:t>
+      </w:r>
+    </w:p>
+    <w:p>
+      <w:r>
+        <w:t>00:01:44,916 --&gt; 00:01:46,583</w:t>
+      </w:r>
+    </w:p>
     <w:p>
       <w:r>
         <w:t>They did not ignore any illness</w:t>
+      </w:r>
+    </w:p>
+    <w:p/>
+    <w:p>
+      <w:r>
+        <w:t>31</w:t>
+      </w:r>
+    </w:p>
+    <w:p>
+      <w:r>
+        <w:t>00:01:46,625 --&gt; 00:01:48,333</w:t>
       </w:r>
     </w:p>
     <w:p>
@@ -267,6 +607,17 @@
         <w:t>and told them you were sick</w:t>
       </w:r>
     </w:p>
+    <w:p/>
+    <w:p>
+      <w:r>
+        <w:t>32</w:t>
+      </w:r>
+    </w:p>
+    <w:p>
+      <w:r>
+        <w:t>00:01:48,791 --&gt; 00:01:52,916</w:t>
+      </w:r>
+    </w:p>
     <w:p>
       <w:r>
         <w:t>They brought medicine to your cell. If you did</w:t>
@@ -275,6 +626,17 @@
     <w:p>
       <w:r>
         <w:t>not improve, they took you to the hospital</w:t>
+      </w:r>
+    </w:p>
+    <w:p/>
+    <w:p>
+      <w:r>
+        <w:t>33</w:t>
+      </w:r>
+    </w:p>
+    <w:p>
+      <w:r>
+        <w:t>00:01:53,916 --&gt; 00:01:56,833</w:t>
       </w:r>
     </w:p>
     <w:p>
@@ -287,9 +649,31 @@
         <w:t>they allowed that</w:t>
       </w:r>
     </w:p>
+    <w:p/>
+    <w:p>
+      <w:r>
+        <w:t>34</w:t>
+      </w:r>
+    </w:p>
+    <w:p>
+      <w:r>
+        <w:t>00:01:57,416 --&gt; 00:01:59,041</w:t>
+      </w:r>
+    </w:p>
     <w:p>
       <w:r>
         <w:t>But the jailer is with you</w:t>
+      </w:r>
+    </w:p>
+    <w:p/>
+    <w:p>
+      <w:r>
+        <w:t>35</w:t>
+      </w:r>
+    </w:p>
+    <w:p>
+      <w:r>
+        <w:t>00:01:59,083 --&gt; 00:02:02,958</w:t>
       </w:r>
     </w:p>
     <w:p>
@@ -302,6 +686,17 @@
         <w:t>head even when you are sick</w:t>
       </w:r>
     </w:p>
+    <w:p/>
+    <w:p>
+      <w:r>
+        <w:t>36</w:t>
+      </w:r>
+    </w:p>
+    <w:p>
+      <w:r>
+        <w:t>00:02:04,291 --&gt; 00:02:05,416</w:t>
+      </w:r>
+    </w:p>
     <w:p>
       <w:r>
         <w:t>Then they return you to</w:t>
@@ -310,6 +705,17 @@
     <w:p>
       <w:r>
         <w:t>the place you were imprisoned</w:t>
+      </w:r>
+    </w:p>
+    <w:p/>
+    <w:p>
+      <w:r>
+        <w:t>37</w:t>
+      </w:r>
+    </w:p>
+    <w:p>
+      <w:r>
+        <w:t>00:02:07,583 --&gt; 00:02:10,833</w:t>
       </w:r>
     </w:p>
     <w:p>
@@ -322,6 +728,17 @@
         <w:t>fell sick inside the prison</w:t>
       </w:r>
     </w:p>
+    <w:p/>
+    <w:p>
+      <w:r>
+        <w:t>38</w:t>
+      </w:r>
+    </w:p>
+    <w:p>
+      <w:r>
+        <w:t>00:02:11,250 --&gt; 00:02:13,583</w:t>
+      </w:r>
+    </w:p>
     <w:p>
       <w:r>
         <w:t>I asked them to bring medicine and</w:t>
@@ -330,6 +747,17 @@
     <w:p>
       <w:r>
         <w:t>they brought me the best medicine</w:t>
+      </w:r>
+    </w:p>
+    <w:p/>
+    <w:p>
+      <w:r>
+        <w:t>39</w:t>
+      </w:r>
+    </w:p>
+    <w:p>
+      <w:r>
+        <w:t>00:02:15,833 --&gt; 00:02:19,625</w:t>
       </w:r>
     </w:p>
     <w:p>
@@ -342,6 +770,17 @@
         <w:t>treating me for two months</w:t>
       </w:r>
     </w:p>
+    <w:p/>
+    <w:p>
+      <w:r>
+        <w:t>40</w:t>
+      </w:r>
+    </w:p>
+    <w:p>
+      <w:r>
+        <w:t>00:02:21,333 --&gt; 00:02:26,416</w:t>
+      </w:r>
+    </w:p>
     <w:p>
       <w:r>
         <w:t>Due to the dampness and</w:t>
@@ -352,9 +791,31 @@
         <w:t>our lack of sun exposure</w:t>
       </w:r>
     </w:p>
+    <w:p/>
+    <w:p>
+      <w:r>
+        <w:t>41</w:t>
+      </w:r>
+    </w:p>
+    <w:p>
+      <w:r>
+        <w:t>00:02:26,958 --&gt; 00:02:28,125</w:t>
+      </w:r>
+    </w:p>
     <w:p>
       <w:r>
         <w:t>Our bodies changed</w:t>
+      </w:r>
+    </w:p>
+    <w:p/>
+    <w:p>
+      <w:r>
+        <w:t>42</w:t>
+      </w:r>
+    </w:p>
+    <w:p>
+      <w:r>
+        <w:t>00:02:28,833 --&gt; 00:02:31,875</w:t>
       </w:r>
     </w:p>
     <w:p>
@@ -367,9 +828,31 @@
         <w:t>a severe allergic reaction</w:t>
       </w:r>
     </w:p>
+    <w:p/>
+    <w:p>
+      <w:r>
+        <w:t>43</w:t>
+      </w:r>
+    </w:p>
+    <w:p>
+      <w:r>
+        <w:t>00:02:32,125 --&gt; 00:02:33,458</w:t>
+      </w:r>
+    </w:p>
     <w:p>
       <w:r>
         <w:t>Yet they did not abandon us</w:t>
+      </w:r>
+    </w:p>
+    <w:p/>
+    <w:p>
+      <w:r>
+        <w:t>44</w:t>
+      </w:r>
+    </w:p>
+    <w:p>
+      <w:r>
+        <w:t>00:02:34,583 --&gt; 00:02:37,125</w:t>
       </w:r>
     </w:p>
     <w:p>
@@ -382,9 +865,31 @@
         <w:t>bathroom conditions?</w:t>
       </w:r>
     </w:p>
+    <w:p/>
+    <w:p>
+      <w:r>
+        <w:t>45</w:t>
+      </w:r>
+    </w:p>
+    <w:p>
+      <w:r>
+        <w:t>00:02:37,750 --&gt; 00:02:38,875</w:t>
+      </w:r>
+    </w:p>
     <w:p>
       <w:r>
         <w:t>As for the bathroom</w:t>
+      </w:r>
+    </w:p>
+    <w:p/>
+    <w:p>
+      <w:r>
+        <w:t>46</w:t>
+      </w:r>
+    </w:p>
+    <w:p>
+      <w:r>
+        <w:t>00:02:39,583 --&gt; 00:02:43,750</w:t>
       </w:r>
     </w:p>
     <w:p>
@@ -397,6 +902,17 @@
         <w:t>it is your responsibility</w:t>
       </w:r>
     </w:p>
+    <w:p/>
+    <w:p>
+      <w:r>
+        <w:t>47</w:t>
+      </w:r>
+    </w:p>
+    <w:p>
+      <w:r>
+        <w:t>00:02:43,791 --&gt; 00:02:45,791</w:t>
+      </w:r>
+    </w:p>
     <w:p>
       <w:r>
         <w:t>They give you all types</w:t>
@@ -407,14 +923,36 @@
         <w:t>of cleaning supplies</w:t>
       </w:r>
     </w:p>
+    <w:p/>
     <w:p>
       <w:r>
-        <w:t>Like ludaelin [dish soap], giant brand, and Tai brand</w:t>
+        <w:t>48</w:t>
+      </w:r>
+    </w:p>
+    <w:p>
+      <w:r>
+        <w:t>00:02:46,666 --&gt; 00:02:51,416</w:t>
+      </w:r>
+    </w:p>
+    <w:p>
+      <w:r>
+        <w:t>Like &lt;i&gt;ludaelin&lt;/i&gt; [dish soap], giant brand, and Tai brand</w:t>
       </w:r>
     </w:p>
     <w:p>
       <w:r>
         <w:t>cleaning powders, placed at the front of the bathroom</w:t>
+      </w:r>
+    </w:p>
+    <w:p/>
+    <w:p>
+      <w:r>
+        <w:t>49</w:t>
+      </w:r>
+    </w:p>
+    <w:p>
+      <w:r>
+        <w:t>00:02:51,625 --&gt; 00:02:56,916</w:t>
       </w:r>
     </w:p>
     <w:p>
@@ -427,6 +965,7 @@
         <w:t>with a military blanket as a door</w:t>
       </w:r>
     </w:p>
+    <w:p/>
     <w:sectPr>
       <w:pgSz w:w="12240" w:h="15840"/>
       <w:pgMar w:top="1440" w:right="1800" w:bottom="1440" w:left="1800" w:header="720" w:footer="720" w:gutter="0"/>
@@ -800,9 +1339,12 @@
     <w:name w:val="Normal"/>
     <w:qFormat/>
     <w:rsid w:val="00FC693F"/>
+    <w:pPr>
+      <w:spacing w:before="0" w:after="0" w:line="276" w:lineRule="auto"/>
+    </w:pPr>
     <w:rPr>
-      <w:rFonts w:ascii="Arial" w:hAnsi="Arial"/>
-      <w:sz w:val="22"/>
+      <w:rFonts w:ascii="Courier New" w:hAnsi="Courier New"/>
+      <w:sz w:val="20"/>
     </w:rPr>
   </w:style>
   <w:style w:type="paragraph" w:styleId="Header">
